--- a/public/demo/demo-agreement-v1.docx
+++ b/public/demo/demo-agreement-v1.docx
@@ -148,7 +148,7 @@
       </w:pPr>
       <w:r>
         <w:rPr>
-          <w:rFonts w:ascii="Cambria" w:cs="Cambria" w:eastAsia="Cambria" w:hAnsi="Cambria"/>
+          <w:rFonts w:ascii="Helvetica Neue" w:cs="Helvetica Neue" w:eastAsia="Helvetica Neue" w:hAnsi="Helvetica Neue"/>
           <w:sz w:val="22"/>
           <w:szCs w:val="22"/>
         </w:rPr>
